--- a/08_current/grant/live/06_Resources_and_Costs.docx
+++ b/08_current/grant/live/06_Resources_and_Costs.docx
@@ -2,7 +2,7 @@
 <file path=word/document.xml><?xml version="1.0" encoding="utf-8"?>
 <w:document xmlns:w="http://schemas.openxmlformats.org/wordprocessingml/2006/main" xmlns:m="http://schemas.openxmlformats.org/officeDocument/2006/math" xmlns:r="http://schemas.openxmlformats.org/officeDocument/2006/relationships" xmlns:o="urn:schemas-microsoft-com:office:office" xmlns:v="urn:schemas-microsoft-com:vml" xmlns:w10="urn:schemas-microsoft-com:office:word" xmlns:a="http://schemas.openxmlformats.org/drawingml/2006/main" xmlns:pic="http://schemas.openxmlformats.org/drawingml/2006/picture" xmlns:wp="http://schemas.openxmlformats.org/drawingml/2006/wordprocessingDrawing">
   <w:body>
-    <w:bookmarkStart w:id="16" w:name="resources-and-costs"/>
+    <w:bookmarkStart w:id="15" w:name="resources-and-costs"/>
     <w:p>
       <w:pPr>
         <w:pStyle w:val="Heading1"/>
@@ -26,7 +26,7 @@
           <w:b/>
           <w:bCs/>
         </w:rPr>
-        <w:t xml:space="preserve">final Finance lock</w:t>
+        <w:t xml:space="preserve">Finance lock</w:t>
       </w:r>
       <w:r>
         <w:t xml:space="preserve"> </w:t>
@@ -35,7 +35,7 @@
         <w:rPr>
           <w:rStyle w:val="VerbatimChar"/>
         </w:rPr>
-        <w:t xml:space="preserve">Costs/IPA_799_v2_final_lock.md</w:t>
+        <w:t xml:space="preserve">Costs/IPA_799_16Oct_lock.md</w:t>
       </w:r>
       <w:r>
         <w:t xml:space="preserve"> </w:t>
@@ -52,20 +52,27 @@
           <w:b/>
           <w:bCs/>
         </w:rPr>
-        <w:t xml:space="preserve">Costs/Budget 02 10 26 IPA 799 v2.xlsx</w:t>
-      </w:r>
-      <w:r>
-        <w:t xml:space="preserve">.</w:t>
-      </w:r>
-      <w:r>
-        <w:t xml:space="preserve"> </w:t>
-      </w:r>
-      <w:r>
-        <w:rPr>
+        <w:t xml:space="preserve">Costs/Budget 16 10 26 IPA 799.xlsx</w:t>
+      </w:r>
+      <w:r>
+        <w:t xml:space="preserve"> </w:t>
+      </w:r>
+      <w:r>
+        <w:t xml:space="preserve">(staff), with travel from</w:t>
+      </w:r>
+      <w:r>
+        <w:t xml:space="preserve"> </w:t>
+      </w:r>
+      <w:r>
+        <w:rPr>
+          <w:rStyle w:val="VerbatimChar"/>
           <w:b/>
           <w:bCs/>
         </w:rPr>
-        <w:t xml:space="preserve">Total fEC:</w:t>
+        <w:t xml:space="preserve">Costs/Travel budget planner 21 10 26 IPA 799.xlsx</w:t>
+      </w:r>
+      <w:r>
+        <w:t xml:space="preserve">.</w:t>
       </w:r>
       <w:r>
         <w:t xml:space="preserve"> </w:t>
@@ -75,13 +82,7 @@
           <w:b/>
           <w:bCs/>
         </w:rPr>
-        <w:t xml:space="preserve">£95,188</w:t>
-      </w:r>
-      <w:r>
-        <w:t xml:space="preserve"> </w:t>
-      </w:r>
-      <w:r>
-        <w:t xml:space="preserve">(EPSRC 80%</w:t>
+        <w:t xml:space="preserve">Staff total fEC:</w:t>
       </w:r>
       <w:r>
         <w:t xml:space="preserve"> </w:t>
@@ -91,10 +92,13 @@
           <w:b/>
           <w:bCs/>
         </w:rPr>
-        <w:t xml:space="preserve">£76,150</w:t>
-      </w:r>
-      <w:r>
-        <w:t xml:space="preserve">). Headroom</w:t>
+        <w:t xml:space="preserve">£96,918</w:t>
+      </w:r>
+      <w:r>
+        <w:t xml:space="preserve"> </w:t>
+      </w:r>
+      <w:r>
+        <w:t xml:space="preserve">(EPSRC 80%</w:t>
       </w:r>
       <w:r>
         <w:t xml:space="preserve"> </w:t>
@@ -104,13 +108,72 @@
           <w:b/>
           <w:bCs/>
         </w:rPr>
-        <w:t xml:space="preserve">£4,812</w:t>
-      </w:r>
-      <w:r>
-        <w:t xml:space="preserve"> </w:t>
-      </w:r>
-      <w:r>
-        <w:t xml:space="preserve">fEC before the £100k cap.</w:t>
+        <w:t xml:space="preserve">£77,534</w:t>
+      </w:r>
+      <w:r>
+        <w:t xml:space="preserve">).</w:t>
+      </w:r>
+      <w:r>
+        <w:t xml:space="preserve"> </w:t>
+      </w:r>
+      <w:r>
+        <w:rPr>
+          <w:b/>
+          <w:bCs/>
+        </w:rPr>
+        <w:t xml:space="preserve">Travel:</w:t>
+      </w:r>
+      <w:r>
+        <w:t xml:space="preserve"> </w:t>
+      </w:r>
+      <w:r>
+        <w:rPr>
+          <w:b/>
+          <w:bCs/>
+        </w:rPr>
+        <w:t xml:space="preserve">£2,150</w:t>
+      </w:r>
+      <w:r>
+        <w:t xml:space="preserve"> </w:t>
+      </w:r>
+      <w:r>
+        <w:t xml:space="preserve">(PL only, ATMCS 13).</w:t>
+      </w:r>
+      <w:r>
+        <w:t xml:space="preserve"> </w:t>
+      </w:r>
+      <w:r>
+        <w:rPr>
+          <w:b/>
+          <w:bCs/>
+        </w:rPr>
+        <w:t xml:space="preserve">Project total with travel:</w:t>
+      </w:r>
+      <w:r>
+        <w:t xml:space="preserve"> </w:t>
+      </w:r>
+      <w:r>
+        <w:rPr>
+          <w:b/>
+          <w:bCs/>
+        </w:rPr>
+        <w:t xml:space="preserve">£99,068</w:t>
+      </w:r>
+      <w:r>
+        <w:t xml:space="preserve">. Unused headroom under the £100k fEC cap:</w:t>
+      </w:r>
+      <w:r>
+        <w:t xml:space="preserve"> </w:t>
+      </w:r>
+      <w:r>
+        <w:rPr>
+          <w:b/>
+          <w:bCs/>
+        </w:rPr>
+        <w:t xml:space="preserve">£932</w:t>
+      </w:r>
+      <w:r>
+        <w:t xml:space="preserve">.</w:t>
       </w:r>
     </w:p>
     <w:tbl>
@@ -171,7 +234,7 @@
               <w:pStyle w:val="Compact"/>
             </w:pPr>
             <w:r>
-              <w:t xml:space="preserve">JeS dates (IPA 799 v2)</w:t>
+              <w:t xml:space="preserve">JeS dates</w:t>
             </w:r>
           </w:p>
         </w:tc>
@@ -322,7 +385,7 @@
               <w:pStyle w:val="Compact"/>
             </w:pPr>
             <w:r>
-              <w:t xml:space="preserve">£69,662</w:t>
+              <w:t xml:space="preserve">£71,392</w:t>
             </w:r>
           </w:p>
         </w:tc>
@@ -394,6 +457,77 @@
           </w:p>
         </w:tc>
       </w:tr>
+      <w:tr>
+        <w:tc>
+          <w:tcPr/>
+          <w:p>
+            <w:pPr>
+              <w:pStyle w:val="Compact"/>
+            </w:pPr>
+            <w:r>
+              <w:t xml:space="preserve">Travel (Directly Incurred)</w:t>
+            </w:r>
+          </w:p>
+        </w:tc>
+        <w:tc>
+          <w:tcPr/>
+          <w:p>
+            <w:pPr>
+              <w:pStyle w:val="Compact"/>
+            </w:pPr>
+            <w:r>
+              <w:t xml:space="preserve">ATMCS 13, KTH Stockholm (</w:t>
+            </w:r>
+            <w:r>
+              <w:rPr>
+                <w:b/>
+                <w:bCs/>
+              </w:rPr>
+              <w:t xml:space="preserve">PL only</w:t>
+            </w:r>
+            <w:r>
+              <w:t xml:space="preserve">)</w:t>
+            </w:r>
+          </w:p>
+        </w:tc>
+        <w:tc>
+          <w:tcPr/>
+          <w:p>
+            <w:pPr>
+              <w:pStyle w:val="Compact"/>
+            </w:pPr>
+            <w:r>
+              <w:t xml:space="preserve">Months 4–5</w:t>
+            </w:r>
+          </w:p>
+        </w:tc>
+        <w:tc>
+          <w:tcPr/>
+          <w:p>
+            <w:pPr>
+              <w:pStyle w:val="Compact"/>
+            </w:pPr>
+            <w:r>
+              <w:t xml:space="preserve">26 Jun–3 Jul 2027</w:t>
+            </w:r>
+          </w:p>
+        </w:tc>
+        <w:tc>
+          <w:tcPr/>
+          <w:p>
+            <w:pPr>
+              <w:pStyle w:val="Compact"/>
+            </w:pPr>
+            <w:r>
+              <w:rPr>
+                <w:b/>
+                <w:bCs/>
+              </w:rPr>
+              <w:t xml:space="preserve">£2,150</w:t>
+            </w:r>
+          </w:p>
+        </w:tc>
+      </w:tr>
     </w:tbl>
     <w:p>
       <w:pPr>
@@ -440,7 +574,7 @@
         <w:pStyle w:val="FirstParagraph"/>
       </w:pPr>
       <w:r>
-        <w:t xml:space="preserve">This application asks for the minimum staff needed to analyse a full Championship football season over 12 months (1 March 2027–29 February 2028). The £95,188 Full Economic Cost (fEC; EPSRC 80% £76,150) is almost entirely staff. There is no equipment line, no travel claim, no exceptional consumables, and no costs under Exceptions. Supercomputing Wales, secure storage and meeting space are already available and are not charged to the award. Open-source software removes licence fees. Partnership data from Swansea City Association Football Club (SCAFC) are supplied in kind.</w:t>
+        <w:t xml:space="preserve">This application asks for the minimum staff needed to analyse a full Championship football season over 12 months (1 March 2027–29 February 2028), plus one Directly Incurred conference trip for the Project Lead. Staff total £96,918 Full Economic Cost (fEC; EPSRC 80% £77,534). Travel is £2,150, bringing the project total to £99,068, with £932 unused under the £100k fEC cap. There is no equipment line, no exceptional consumables, and no costs under Exceptions. Supercomputing Wales, secure storage and meeting space are already available and are not charged to the award. Open-source software removes licence fees. Partnership data from Swansea City Association Football Club (SCAFC) are supplied in kind.</w:t>
       </w:r>
     </w:p>
     <w:bookmarkEnd w:id="9"/>
@@ -458,7 +592,7 @@
         <w:pStyle w:val="FirstParagraph"/>
       </w:pPr>
       <w:r>
-        <w:t xml:space="preserve">Staff are the only material cost, and each role is sized to a clear job.</w:t>
+        <w:t xml:space="preserve">Staff are the main cost, and each role is sized to a clear job.</w:t>
       </w:r>
     </w:p>
     <w:p>
@@ -470,13 +604,13 @@
           <w:b/>
           <w:bCs/>
         </w:rPr>
-        <w:t xml:space="preserve">Research Associate (RA; 1.0 FTE, Months 5–10; 1 July–31 December 2027; £69,662 at 100% fEC).</w:t>
-      </w:r>
-      <w:r>
-        <w:t xml:space="preserve"> </w:t>
-      </w:r>
-      <w:r>
-        <w:t xml:space="preserve">This is the main cost. A full Championship season is about 540 matches. Running and documenting that analysis is a specialist programming job: Python, parallel processing, and topological data analysis (TDA) libraries. A six-month, full-time post is the least that can deliver the season once the method is ready, and the most the £100k fEC envelope allows with the PL and PcL lines below. Months 1–4 are led by the Project Lead (PL), so the RA joins a ready, checked pipeline rather than designing it. The RA runs the season-scale computation, builds the analysis library, and hands over documented code and figures at Month 10. After that, Months 11–12 are PL-owned. Hiring this skill in-house avoids external contractors.</w:t>
+        <w:t xml:space="preserve">Research Associate (RA; 1.0 FTE, Months 5–10; 1 July–31 December 2027; £71,392 at 100% fEC).</w:t>
+      </w:r>
+      <w:r>
+        <w:t xml:space="preserve"> </w:t>
+      </w:r>
+      <w:r>
+        <w:t xml:space="preserve">This is the main cost. A full Championship season is about 540 matches. Running and documenting that analysis is a specialist programming job: Python, parallel processing, and topological data analysis (TDA) libraries. A six-month, full-time post is the least that can deliver the season once the method is ready, and fits the £100k fEC envelope with the PL, PcL and travel lines. Months 1–4 are led by the Project Lead (PL), so the RA joins a ready, checked pipeline rather than designing it. The RA runs the season-scale computation, builds the analysis library, and hands over documented code and figures at Month 10. After that, Months 11–12 are PL-owned. Hiring this skill in-house avoids external contractors.</w:t>
       </w:r>
     </w:p>
     <w:p>
@@ -558,36 +692,461 @@
         <w:t xml:space="preserve"> </w:t>
       </w:r>
       <w:r>
-        <w:t xml:space="preserve">None requested beyond ordinary local collaboration. There is no fieldwork and no conference travel on this award.</w:t>
-      </w:r>
-    </w:p>
-    <w:p>
-      <w:pPr>
-        <w:pStyle w:val="BodyText"/>
-      </w:pPr>
+        <w:t xml:space="preserve">One Directly Incurred conference trip is costed at</w:t>
+      </w:r>
+      <w:r>
+        <w:t xml:space="preserve"> </w:t>
+      </w:r>
       <w:r>
         <w:rPr>
           <w:b/>
           <w:bCs/>
         </w:rPr>
-        <w:t xml:space="preserve">Consumables.</w:t>
-      </w:r>
-      <w:r>
-        <w:t xml:space="preserve"> </w:t>
-      </w:r>
-      <w:r>
-        <w:t xml:space="preserve">None beyond ordinary office and computing use. No exceptional quantities.</w:t>
-      </w:r>
-    </w:p>
-    <w:p>
-      <w:pPr>
-        <w:pStyle w:val="BodyText"/>
-      </w:pPr>
+        <w:t xml:space="preserve">£2,150</w:t>
+      </w:r>
+      <w:r>
+        <w:t xml:space="preserve"> </w:t>
+      </w:r>
+      <w:r>
+        <w:t xml:space="preserve">for the</w:t>
+      </w:r>
+      <w:r>
+        <w:t xml:space="preserve"> </w:t>
+      </w:r>
       <w:r>
         <w:rPr>
           <w:b/>
           <w:bCs/>
         </w:rPr>
+        <w:t xml:space="preserve">Project Lead only</w:t>
+      </w:r>
+      <w:r>
+        <w:t xml:space="preserve">: Algebraic Topology: Methods, Computation and Science (ATMCS 13), KTH Stockholm, conference 28 June–2 July 2027, travel window 26 June–3 July 2027 (project Months 4–5). The RA is not costed to attend: the post starts 1 July mid-meeting, and a delayed start would leave an orphan registration. The line-item audit budget is in</w:t>
+      </w:r>
+      <w:r>
+        <w:t xml:space="preserve"> </w:t>
+      </w:r>
+      <w:r>
+        <w:rPr>
+          <w:rStyle w:val="VerbatimChar"/>
+        </w:rPr>
+        <w:t xml:space="preserve">Costs/ATMCS_13_travel_budget.md</w:t>
+      </w:r>
+      <w:r>
+        <w:t xml:space="preserve"> </w:t>
+      </w:r>
+      <w:r>
+        <w:t xml:space="preserve">(codes REG-PL / FLT-PL / TRN / HOT-PL / SUB-PL), locked from</w:t>
+      </w:r>
+      <w:r>
+        <w:t xml:space="preserve"> </w:t>
+      </w:r>
+      <w:r>
+        <w:rPr>
+          <w:rStyle w:val="VerbatimChar"/>
+        </w:rPr>
+        <w:t xml:space="preserve">Costs/Travel budget planner 21 10 26 IPA 799.xlsx</w:t>
+      </w:r>
+      <w:r>
+        <w:t xml:space="preserve">. Summary at planning rates (HMRC Stockholm Overseas Scale Rates; xe.com FX on 21 Oct 2026):</w:t>
+      </w:r>
+    </w:p>
+    <w:tbl>
+      <w:tblPr>
+        <w:tblStyle w:val="Table"/>
+        <w:tblW w:type="pct" w:w="5000"/>
+        <w:tblLayout w:type="fixed"/>
+        <w:tblLook w:firstRow="1" w:lastRow="0" w:firstColumn="0" w:lastColumn="0" w:noHBand="0" w:noVBand="0" w:val="0020"/>
+      </w:tblPr>
+      <w:tblGrid>
+        <w:gridCol w:w="1827"/>
+        <w:gridCol w:w="1827"/>
+        <w:gridCol w:w="1827"/>
+        <w:gridCol w:w="2436"/>
+      </w:tblGrid>
+      <w:tr>
+        <w:trPr>
+          <w:tblHeader w:val="on"/>
+        </w:trPr>
+        <w:tc>
+          <w:tcPr/>
+          <w:p>
+            <w:pPr>
+              <w:pStyle w:val="Compact"/>
+            </w:pPr>
+            <w:r>
+              <w:t xml:space="preserve">Code</w:t>
+            </w:r>
+          </w:p>
+        </w:tc>
+        <w:tc>
+          <w:tcPr/>
+          <w:p>
+            <w:pPr>
+              <w:pStyle w:val="Compact"/>
+            </w:pPr>
+            <w:r>
+              <w:t xml:space="preserve">Item</w:t>
+            </w:r>
+          </w:p>
+        </w:tc>
+        <w:tc>
+          <w:tcPr/>
+          <w:p>
+            <w:pPr>
+              <w:pStyle w:val="Compact"/>
+            </w:pPr>
+            <w:r>
+              <w:t xml:space="preserve">Basis</w:t>
+            </w:r>
+          </w:p>
+        </w:tc>
+        <w:tc>
+          <w:tcPr/>
+          <w:p>
+            <w:pPr>
+              <w:pStyle w:val="Compact"/>
+              <w:jc w:val="right"/>
+            </w:pPr>
+            <w:r>
+              <w:t xml:space="preserve">£</w:t>
+            </w:r>
+          </w:p>
+        </w:tc>
+      </w:tr>
+      <w:tr>
+        <w:tc>
+          <w:tcPr/>
+          <w:p>
+            <w:pPr>
+              <w:pStyle w:val="Compact"/>
+            </w:pPr>
+            <w:r>
+              <w:t xml:space="preserve">REG-PL</w:t>
+            </w:r>
+          </w:p>
+        </w:tc>
+        <w:tc>
+          <w:tcPr/>
+          <w:p>
+            <w:pPr>
+              <w:pStyle w:val="Compact"/>
+            </w:pPr>
+            <w:r>
+              <w:t xml:space="preserve">Conference registration</w:t>
+            </w:r>
+          </w:p>
+        </w:tc>
+        <w:tc>
+          <w:tcPr/>
+          <w:p>
+            <w:pPr>
+              <w:pStyle w:val="Compact"/>
+            </w:pPr>
+            <w:r>
+              <w:t xml:space="preserve">Planner lock</w:t>
+            </w:r>
+          </w:p>
+        </w:tc>
+        <w:tc>
+          <w:tcPr/>
+          <w:p>
+            <w:pPr>
+              <w:pStyle w:val="Compact"/>
+              <w:jc w:val="right"/>
+            </w:pPr>
+            <w:r>
+              <w:t xml:space="preserve">375</w:t>
+            </w:r>
+          </w:p>
+        </w:tc>
+      </w:tr>
+      <w:tr>
+        <w:tc>
+          <w:tcPr/>
+          <w:p>
+            <w:pPr>
+              <w:pStyle w:val="Compact"/>
+            </w:pPr>
+            <w:r>
+              <w:t xml:space="preserve">FLT-PL</w:t>
+            </w:r>
+          </w:p>
+        </w:tc>
+        <w:tc>
+          <w:tcPr/>
+          <w:p>
+            <w:pPr>
+              <w:pStyle w:val="Compact"/>
+            </w:pPr>
+            <w:r>
+              <w:t xml:space="preserve">Economy return UK–Arlanda</w:t>
+            </w:r>
+          </w:p>
+        </w:tc>
+        <w:tc>
+          <w:tcPr/>
+          <w:p>
+            <w:pPr>
+              <w:pStyle w:val="Compact"/>
+            </w:pPr>
+            <w:r>
+              <w:t xml:space="preserve">Planner lock</w:t>
+            </w:r>
+          </w:p>
+        </w:tc>
+        <w:tc>
+          <w:tcPr/>
+          <w:p>
+            <w:pPr>
+              <w:pStyle w:val="Compact"/>
+              <w:jc w:val="right"/>
+            </w:pPr>
+            <w:r>
+              <w:t xml:space="preserve">170</w:t>
+            </w:r>
+          </w:p>
+        </w:tc>
+      </w:tr>
+      <w:tr>
+        <w:tc>
+          <w:tcPr/>
+          <w:p>
+            <w:pPr>
+              <w:pStyle w:val="Compact"/>
+            </w:pPr>
+            <w:r>
+              <w:t xml:space="preserve">TRN</w:t>
+            </w:r>
+          </w:p>
+        </w:tc>
+        <w:tc>
+          <w:tcPr/>
+          <w:p>
+            <w:pPr>
+              <w:pStyle w:val="Compact"/>
+            </w:pPr>
+            <w:r>
+              <w:t xml:space="preserve">Train / ground</w:t>
+            </w:r>
+          </w:p>
+        </w:tc>
+        <w:tc>
+          <w:tcPr/>
+          <w:p>
+            <w:pPr>
+              <w:pStyle w:val="Compact"/>
+            </w:pPr>
+            <w:r>
+              <w:t xml:space="preserve">UK airport rail + Arlanda link</w:t>
+            </w:r>
+          </w:p>
+        </w:tc>
+        <w:tc>
+          <w:tcPr/>
+          <w:p>
+            <w:pPr>
+              <w:pStyle w:val="Compact"/>
+              <w:jc w:val="right"/>
+            </w:pPr>
+            <w:r>
+              <w:t xml:space="preserve">100</w:t>
+            </w:r>
+          </w:p>
+        </w:tc>
+      </w:tr>
+      <w:tr>
+        <w:tc>
+          <w:tcPr/>
+          <w:p>
+            <w:pPr>
+              <w:pStyle w:val="Compact"/>
+            </w:pPr>
+            <w:r>
+              <w:t xml:space="preserve">HOT-PL</w:t>
+            </w:r>
+          </w:p>
+        </w:tc>
+        <w:tc>
+          <w:tcPr/>
+          <w:p>
+            <w:pPr>
+              <w:pStyle w:val="Compact"/>
+            </w:pPr>
+            <w:r>
+              <w:t xml:space="preserve">Hotel, 7 nights</w:t>
+            </w:r>
+          </w:p>
+        </w:tc>
+        <w:tc>
+          <w:tcPr/>
+          <w:p>
+            <w:pPr>
+              <w:pStyle w:val="Compact"/>
+            </w:pPr>
+            <w:r>
+              <w:t xml:space="preserve">£146/night (HMRC room SEK 1,939.50)</w:t>
+            </w:r>
+          </w:p>
+        </w:tc>
+        <w:tc>
+          <w:tcPr/>
+          <w:p>
+            <w:pPr>
+              <w:pStyle w:val="Compact"/>
+              <w:jc w:val="right"/>
+            </w:pPr>
+            <w:r>
+              <w:t xml:space="preserve">1,022</w:t>
+            </w:r>
+          </w:p>
+        </w:tc>
+      </w:tr>
+      <w:tr>
+        <w:tc>
+          <w:tcPr/>
+          <w:p>
+            <w:pPr>
+              <w:pStyle w:val="Compact"/>
+            </w:pPr>
+            <w:r>
+              <w:t xml:space="preserve">SUB-PL</w:t>
+            </w:r>
+          </w:p>
+        </w:tc>
+        <w:tc>
+          <w:tcPr/>
+          <w:p>
+            <w:pPr>
+              <w:pStyle w:val="Compact"/>
+            </w:pPr>
+            <w:r>
+              <w:t xml:space="preserve">Subsistence / food, 7 days</w:t>
+            </w:r>
+          </w:p>
+        </w:tc>
+        <w:tc>
+          <w:tcPr/>
+          <w:p>
+            <w:pPr>
+              <w:pStyle w:val="Compact"/>
+            </w:pPr>
+            <w:r>
+              <w:t xml:space="preserve">£69/day (HMRC residual SEK 917.50)</w:t>
+            </w:r>
+          </w:p>
+        </w:tc>
+        <w:tc>
+          <w:tcPr/>
+          <w:p>
+            <w:pPr>
+              <w:pStyle w:val="Compact"/>
+              <w:jc w:val="right"/>
+            </w:pPr>
+            <w:r>
+              <w:t xml:space="preserve">483</w:t>
+            </w:r>
+          </w:p>
+        </w:tc>
+      </w:tr>
+      <w:tr>
+        <w:tc>
+          <w:tcPr/>
+          <w:p>
+            <w:pPr>
+              <w:pStyle w:val="Compact"/>
+            </w:pPr>
+          </w:p>
+        </w:tc>
+        <w:tc>
+          <w:tcPr/>
+          <w:p>
+            <w:pPr>
+              <w:pStyle w:val="Compact"/>
+            </w:pPr>
+            <w:r>
+              <w:rPr>
+                <w:b/>
+                <w:bCs/>
+              </w:rPr>
+              <w:t xml:space="preserve">Trip total</w:t>
+            </w:r>
+          </w:p>
+        </w:tc>
+        <w:tc>
+          <w:tcPr/>
+          <w:p>
+            <w:pPr>
+              <w:pStyle w:val="Compact"/>
+            </w:pPr>
+          </w:p>
+        </w:tc>
+        <w:tc>
+          <w:tcPr/>
+          <w:p>
+            <w:pPr>
+              <w:pStyle w:val="Compact"/>
+              <w:jc w:val="right"/>
+            </w:pPr>
+            <w:r>
+              <w:rPr>
+                <w:b/>
+                <w:bCs/>
+              </w:rPr>
+              <w:t xml:space="preserve">2,150</w:t>
+            </w:r>
+          </w:p>
+        </w:tc>
+      </w:tr>
+    </w:tbl>
+    <w:p>
+      <w:pPr>
+        <w:pStyle w:val="BodyText"/>
+      </w:pPr>
+      <w:r>
+        <w:t xml:space="preserve">Claims keep invoices, boarding passes and the HMRC table against those codes (Swansea Travel and Expenses Policy). Unused headroom under the £100k fEC cap is</w:t>
+      </w:r>
+      <w:r>
+        <w:t xml:space="preserve"> </w:t>
+      </w:r>
+      <w:r>
+        <w:rPr>
+          <w:b/>
+          <w:bCs/>
+        </w:rPr>
+        <w:t xml:space="preserve">£932</w:t>
+      </w:r>
+      <w:r>
+        <w:t xml:space="preserve">. There is no fieldwork and no other conference travel. Regular local travel between Swansea collaborators is not claimed.</w:t>
+      </w:r>
+    </w:p>
+    <w:p>
+      <w:pPr>
+        <w:pStyle w:val="BodyText"/>
+      </w:pPr>
+      <w:r>
+        <w:rPr>
+          <w:b/>
+          <w:bCs/>
+        </w:rPr>
+        <w:t xml:space="preserve">Consumables.</w:t>
+      </w:r>
+      <w:r>
+        <w:t xml:space="preserve"> </w:t>
+      </w:r>
+      <w:r>
+        <w:t xml:space="preserve">None beyond ordinary office and computing use. No exceptional quantities.</w:t>
+      </w:r>
+    </w:p>
+    <w:p>
+      <w:pPr>
+        <w:pStyle w:val="BodyText"/>
+      </w:pPr>
+      <w:r>
+        <w:rPr>
+          <w:b/>
+          <w:bCs/>
+        </w:rPr>
         <w:t xml:space="preserve">Exceptions.</w:t>
       </w:r>
       <w:r>
@@ -622,7 +1181,7 @@
         <w:t xml:space="preserve"> </w:t>
       </w:r>
       <w:r>
-        <w:t xml:space="preserve">Prepare and check the analysis pipeline; register the analysis plan; specify the RA’s work so that scale-up starts from a known baseline.</w:t>
+        <w:t xml:space="preserve">Prepare and check the analysis pipeline; register the analysis plan; specify the RA’s work so that scale-up starts from a known baseline. Present the methodology at ATMCS 13 at the Month 4–5 boundary.</w:t>
       </w:r>
     </w:p>
     <w:p>
@@ -684,169 +1243,11 @@
         <w:pStyle w:val="FirstParagraph"/>
       </w:pPr>
       <w:r>
-        <w:t xml:space="preserve">The award buys specialist staff time and uses facilities the university already has. Outputs are a checked analysis method, open code, full-season results, and club-usable summaries. In-kind high-performance computing, storage and SCAFC data avoid capital and data-purchase costs. RA involvement in writing and Standard Grant drafting supports career development. Together, these resources give the largest publishable return within the Small Grant envelope and prepare a follow-on Standard Grant.</w:t>
+        <w:t xml:space="preserve">The award buys specialist staff time, one dissemination trip, and uses facilities the university already has. Outputs are a checked analysis method, open code, full-season results, club-usable summaries, and conference presentation to the applied-topology community. In-kind high-performance computing, storage and SCAFC data avoid capital and data-purchase costs. RA involvement in writing, conference presentation and Standard Grant drafting supports career development. Together, these resources give the largest publishable return within the Small Grant envelope and prepare a follow-on Standard Grant.</w:t>
       </w:r>
     </w:p>
     <w:bookmarkEnd w:id="14"/>
-    <w:bookmarkStart w:id="15" w:name="what-this-costing-must-not-say"/>
-    <w:p>
-      <w:pPr>
-        <w:pStyle w:val="Heading2"/>
-      </w:pPr>
-      <w:r>
-        <w:t xml:space="preserve">What this costing must not say</w:t>
-      </w:r>
-    </w:p>
-    <w:p>
-      <w:pPr>
-        <w:pStyle w:val="Compact"/>
-        <w:numPr>
-          <w:ilvl w:val="0"/>
-          <w:numId w:val="1001"/>
-        </w:numPr>
-      </w:pPr>
-      <w:r>
-        <w:t xml:space="preserve">RA Months 2–10 / 9 months / Months 4–9 (lock is</w:t>
-      </w:r>
-      <w:r>
-        <w:t xml:space="preserve"> </w:t>
-      </w:r>
-      <w:r>
-        <w:rPr>
-          <w:b/>
-          <w:bCs/>
-        </w:rPr>
-        <w:t xml:space="preserve">Months 5–10</w:t>
-      </w:r>
-      <w:r>
-        <w:t xml:space="preserve">, 6 months).</w:t>
-      </w:r>
-    </w:p>
-    <w:p>
-      <w:pPr>
-        <w:pStyle w:val="Compact"/>
-        <w:numPr>
-          <w:ilvl w:val="0"/>
-          <w:numId w:val="1001"/>
-        </w:numPr>
-      </w:pPr>
-      <w:r>
-        <w:t xml:space="preserve">PL / PI 0.2 FTE or 165 hours as a separate claim (lock is</w:t>
-      </w:r>
-      <w:r>
-        <w:t xml:space="preserve"> </w:t>
-      </w:r>
-      <w:r>
-        <w:rPr>
-          <w:b/>
-          <w:bCs/>
-        </w:rPr>
-        <w:t xml:space="preserve">0.10 FTE</w:t>
-      </w:r>
-      <w:r>
-        <w:t xml:space="preserve">).</w:t>
-      </w:r>
-    </w:p>
-    <w:p>
-      <w:pPr>
-        <w:pStyle w:val="Compact"/>
-        <w:numPr>
-          <w:ilvl w:val="0"/>
-          <w:numId w:val="1001"/>
-        </w:numPr>
-      </w:pPr>
-      <w:r>
-        <w:t xml:space="preserve">Co-Is Kilduff and/or Powathil on JeS staff lines.</w:t>
-      </w:r>
-    </w:p>
-    <w:p>
-      <w:pPr>
-        <w:pStyle w:val="Compact"/>
-        <w:numPr>
-          <w:ilvl w:val="0"/>
-          <w:numId w:val="1001"/>
-        </w:numPr>
-      </w:pPr>
-      <w:r>
-        <w:t xml:space="preserve">Two Co-Is at 33 hours each (lock is sole PcL</w:t>
-      </w:r>
-      <w:r>
-        <w:t xml:space="preserve"> </w:t>
-      </w:r>
-      <w:r>
-        <w:rPr>
-          <w:b/>
-          <w:bCs/>
-        </w:rPr>
-        <w:t xml:space="preserve">Villamizar 0.05 FTE</w:t>
-      </w:r>
-      <w:r>
-        <w:t xml:space="preserve">).</w:t>
-      </w:r>
-    </w:p>
-    <w:p>
-      <w:pPr>
-        <w:pStyle w:val="Compact"/>
-        <w:numPr>
-          <w:ilvl w:val="0"/>
-          <w:numId w:val="1001"/>
-        </w:numPr>
-      </w:pPr>
-      <w:r>
-        <w:t xml:space="preserve">Total fEC £95,233 (lock is</w:t>
-      </w:r>
-      <w:r>
-        <w:t xml:space="preserve"> </w:t>
-      </w:r>
-      <w:r>
-        <w:rPr>
-          <w:b/>
-          <w:bCs/>
-        </w:rPr>
-        <w:t xml:space="preserve">£95,188</w:t>
-      </w:r>
-      <w:r>
-        <w:t xml:space="preserve">).</w:t>
-      </w:r>
-    </w:p>
-    <w:p>
-      <w:pPr>
-        <w:pStyle w:val="Compact"/>
-        <w:numPr>
-          <w:ilvl w:val="0"/>
-          <w:numId w:val="1001"/>
-        </w:numPr>
-      </w:pPr>
-      <w:r>
-        <w:t xml:space="preserve">MATLAB licences, paid cluster time, or a 10–15 match compute budget.</w:t>
-      </w:r>
-    </w:p>
-    <w:p>
-      <w:pPr>
-        <w:pStyle w:val="Compact"/>
-        <w:numPr>
-          <w:ilvl w:val="0"/>
-          <w:numId w:val="1001"/>
-        </w:numPr>
-      </w:pPr>
-      <w:r>
-        <w:t xml:space="preserve">T1/T2 statements Month 9 and calibration Month 10 as separate gates (both at Month 9).</w:t>
-      </w:r>
-    </w:p>
-    <w:p>
-      <w:pPr>
-        <w:pStyle w:val="Compact"/>
-        <w:numPr>
-          <w:ilvl w:val="0"/>
-          <w:numId w:val="1001"/>
-        </w:numPr>
-      </w:pPr>
-      <w:r>
-        <w:t xml:space="preserve">RA ownership of the Month-12 Standard Grant pack.</w:t>
-      </w:r>
-    </w:p>
     <w:bookmarkEnd w:id="15"/>
-    <w:bookmarkEnd w:id="16"/>
     <w:sectPr>
       <w:footnotePr>
         <w:numRestart w:val="eachSect"/>
@@ -957,114 +1358,8 @@
       </w:pPr>
     </w:lvl>
   </w:abstractNum>
-  <w:abstractNum w:abstractNumId="991">
-    <w:nsid w:val="0000A991"/>
-    <w:multiLevelType w:val="multilevel"/>
-    <w:lvl w:ilvl="0">
-      <w:numFmt w:val="bullet"/>
-      <w:lvlText w:val=""/>
-      <w:lvlJc w:val="left"/>
-      <w:pPr>
-        <w:ind w:left="720" w:hanging="360"/>
-      </w:pPr>
-      <w:rPr>
-        <w:rFonts w:ascii="Symbol" w:hAnsi="Symbol" w:cs="Symbol" w:hint="default"/>
-      </w:rPr>
-    </w:lvl>
-    <w:lvl w:ilvl="1">
-      <w:numFmt w:val="bullet"/>
-      <w:lvlText w:val="o"/>
-      <w:lvlJc w:val="left"/>
-      <w:pPr>
-        <w:ind w:left="1440" w:hanging="360"/>
-      </w:pPr>
-      <w:rPr>
-        <w:rFonts w:ascii="Courier New" w:hAnsi="Courier New" w:cs="Courier New" w:hint="default"/>
-      </w:rPr>
-    </w:lvl>
-    <w:lvl w:ilvl="2">
-      <w:numFmt w:val="bullet"/>
-      <w:lvlText w:val=""/>
-      <w:lvlJc w:val="left"/>
-      <w:pPr>
-        <w:ind w:left="2160" w:hanging="360"/>
-      </w:pPr>
-      <w:rPr>
-        <w:rFonts w:ascii="Wingdings" w:hAnsi="Wingdings" w:cs="Wingdings" w:hint="default"/>
-      </w:rPr>
-    </w:lvl>
-    <w:lvl w:ilvl="3">
-      <w:numFmt w:val="bullet"/>
-      <w:lvlText w:val=""/>
-      <w:lvlJc w:val="left"/>
-      <w:pPr>
-        <w:ind w:left="2880" w:hanging="360"/>
-      </w:pPr>
-      <w:rPr>
-        <w:rFonts w:ascii="Symbol" w:hAnsi="Symbol" w:cs="Symbol" w:hint="default"/>
-      </w:rPr>
-    </w:lvl>
-    <w:lvl w:ilvl="4">
-      <w:numFmt w:val="bullet"/>
-      <w:lvlText w:val="o"/>
-      <w:lvlJc w:val="left"/>
-      <w:pPr>
-        <w:ind w:left="3600" w:hanging="360"/>
-      </w:pPr>
-      <w:rPr>
-        <w:rFonts w:ascii="Courier New" w:hAnsi="Courier New" w:cs="Courier New" w:hint="default"/>
-      </w:rPr>
-    </w:lvl>
-    <w:lvl w:ilvl="5">
-      <w:numFmt w:val="bullet"/>
-      <w:lvlText w:val=""/>
-      <w:lvlJc w:val="left"/>
-      <w:pPr>
-        <w:ind w:left="4320" w:hanging="360"/>
-      </w:pPr>
-      <w:rPr>
-        <w:rFonts w:ascii="Wingdings" w:hAnsi="Wingdings" w:cs="Wingdings" w:hint="default"/>
-      </w:rPr>
-    </w:lvl>
-    <w:lvl w:ilvl="6">
-      <w:numFmt w:val="bullet"/>
-      <w:lvlText w:val=""/>
-      <w:lvlJc w:val="left"/>
-      <w:pPr>
-        <w:ind w:left="5040" w:hanging="360"/>
-      </w:pPr>
-      <w:rPr>
-        <w:rFonts w:ascii="Symbol" w:hAnsi="Symbol" w:cs="Symbol" w:hint="default"/>
-      </w:rPr>
-    </w:lvl>
-    <w:lvl w:ilvl="7">
-      <w:numFmt w:val="bullet"/>
-      <w:lvlText w:val="o"/>
-      <w:lvlJc w:val="left"/>
-      <w:pPr>
-        <w:ind w:left="5760" w:hanging="360"/>
-      </w:pPr>
-      <w:rPr>
-        <w:rFonts w:ascii="Courier New" w:hAnsi="Courier New" w:cs="Courier New" w:hint="default"/>
-      </w:rPr>
-    </w:lvl>
-    <w:lvl w:ilvl="8">
-      <w:numFmt w:val="bullet"/>
-      <w:lvlText w:val=""/>
-      <w:lvlJc w:val="left"/>
-      <w:pPr>
-        <w:ind w:left="6480" w:hanging="360"/>
-      </w:pPr>
-      <w:rPr>
-        <w:rFonts w:ascii="Wingdings" w:hAnsi="Wingdings" w:cs="Wingdings" w:hint="default"/>
-      </w:rPr>
-    </w:lvl>
-  </w:abstractNum>
   <w:num w:numId="1000">
     <w:abstractNumId w:val="990"/>
-  </w:num>
-  <w:num w:numId="1001">
-    <w:abstractNumId w:val="991"/>
   </w:num>
 </w:numbering>
 </file>
